--- a/skills/phong-hcqt/assets/giay-de-nghi-thanh-toan.docx
+++ b/skills/phong-hcqt/assets/giay-de-nghi-thanh-toan.docx
@@ -1,5 +1,48 @@
 
-<file path=word/document.xml><?xml version="1.0" encoding="utf-8"?>
+<file path=./[Content_Types].xml><?xml version="1.0" encoding="utf-8"?>
+<Types xmlns="http://schemas.openxmlformats.org/package/2006/content-types">
+  <Default Extension="fntdata" ContentType="application/x-fontdata"/>
+  <Default Extension="jpeg" ContentType="image/jpeg"/>
+  <Default Extension="png" ContentType="image/png"/>
+  <Default Extension="rels" ContentType="application/vnd.openxmlformats-package.relationships+xml"/>
+  <Default Extension="xml" ContentType="application/xml"/>
+  <Override PartName="/word/document.xml" ContentType="application/vnd.openxmlformats-officedocument.wordprocessingml.document.main+xml"/>
+  <Override PartName="/word/styles.xml" ContentType="application/vnd.openxmlformats-officedocument.wordprocessingml.styles+xml"/>
+  <Override PartName="/word/numbering.xml" ContentType="application/vnd.openxmlformats-officedocument.wordprocessingml.numbering+xml"/>
+  <Override PartName="/word/settings.xml" ContentType="application/vnd.openxmlformats-officedocument.wordprocessingml.settings+xml"/>
+  <Override PartName="/word/fontTable.xml" ContentType="application/vnd.openxmlformats-officedocument.wordprocessingml.fontTable+xml"/>
+  <Override PartName="/word/theme/theme1.xml" ContentType="application/vnd.openxmlformats-officedocument.theme+xml"/>
+  <Override PartName="/docProps/core.xml" ContentType="application/vnd.openxmlformats-package.core-properties+xml"/>
+  <Override PartName="/docProps/app.xml" ContentType="application/vnd.openxmlformats-officedocument.extended-properties+xml"/>
+</Types>
+</file>
+
+<file path=./docProps/app.xml><?xml version="1.0" encoding="utf-8"?>
+<Properties xmlns="http://schemas.openxmlformats.org/officeDocument/2006/extended-properties" xmlns:vt="http://schemas.openxmlformats.org/officeDocument/2006/docPropsVTypes">
+  <Template>Normal.dotm</Template>
+  <TotalTime>485</TotalTime>
+  <Application>LibreOffice/26.2.4.2$Windows_X86_64 LibreOffice_project/0229ac93fcf0d7cbc6376066c6f35021cef002dc</Application>
+  <AppVersion>15.0000</AppVersion>
+</Properties>
+</file>
+
+<file path=./docProps/core.xml><?xml version="1.0" encoding="utf-8"?>
+<cp:coreProperties xmlns:cp="http://schemas.openxmlformats.org/package/2006/metadata/core-properties" xmlns:dc="http://purl.org/dc/elements/1.1/" xmlns:dcterms="http://purl.org/dc/terms/" xmlns:dcmitype="http://purl.org/dc/dcmitype/" xmlns:xsi="http://www.w3.org/2001/XMLSchema-instance">
+  <dcterms:created xsi:type="dcterms:W3CDTF">2017-08-31T08:34:00Z</dcterms:created>
+  <dc:creator>COMPUTER</dc:creator>
+  <dc:description/>
+  <cp:keywords/>
+  <dc:language>en-US</dc:language>
+  <cp:lastModifiedBy>Dương KTDA</cp:lastModifiedBy>
+  <cp:lastPrinted>2025-12-09T14:55:00Z</cp:lastPrinted>
+  <dcterms:modified xsi:type="dcterms:W3CDTF">2026-05-20T10:23:00Z</dcterms:modified>
+  <cp:revision>65</cp:revision>
+  <dc:subject/>
+  <dc:title>2- Mẫu chứng từ kế toán</dc:title>
+</cp:coreProperties>
+</file>
+
+<file path=./word/document.xml><?xml version="1.0" encoding="utf-8"?>
 <w:document xmlns:o="urn:schemas-microsoft-com:office:office" xmlns:r="http://schemas.openxmlformats.org/officeDocument/2006/relationships" xmlns:v="urn:schemas-microsoft-com:vml" xmlns:w="http://schemas.openxmlformats.org/wordprocessingml/2006/main" xmlns:w10="urn:schemas-microsoft-com:office:word" xmlns:wp="http://schemas.openxmlformats.org/drawingml/2006/wordprocessingDrawing" xmlns:pic="http://schemas.openxmlformats.org/drawingml/2006/picture" xmlns:wps="http://schemas.microsoft.com/office/word/2010/wordprocessingShape" xmlns:wpg="http://schemas.microsoft.com/office/word/2010/wordprocessingGroup" xmlns:mc="http://schemas.openxmlformats.org/markup-compatibility/2006" xmlns:wp14="http://schemas.microsoft.com/office/word/2010/wordprocessingDrawing" xmlns:w14="http://schemas.microsoft.com/office/word/2010/wordml" xmlns:w15="http://schemas.microsoft.com/office/word/2012/wordml">
   <w:body>
     <w:p>
@@ -1464,7 +1507,42 @@
 </w:document>
 </file>
 
-<file path=word/numbering.xml><?xml version="1.0" encoding="utf-8"?>
+<file path=./word/fontTable.xml><?xml version="1.0" encoding="utf-8"?>
+<w:fonts xmlns:w="http://schemas.openxmlformats.org/wordprocessingml/2006/main" xmlns:r="http://schemas.openxmlformats.org/officeDocument/2006/relationships">
+  <w:font w:name="Times New Roman">
+    <w:family w:val="roman"/>
+    <w:pitch w:val="variable"/>
+  </w:font>
+  <w:font w:name="Symbol">
+    <w:family w:val="roman"/>
+    <w:pitch w:val="variable"/>
+  </w:font>
+  <w:font w:name="Arial">
+    <w:family w:val="swiss"/>
+    <w:pitch w:val="variable"/>
+  </w:font>
+  <w:font w:name="Liberation Serif">
+    <w:altName w:val="Times New Roman"/>
+    <w:family w:val="roman"/>
+    <w:pitch w:val="variable"/>
+  </w:font>
+  <w:font w:name=".VnTime">
+    <w:family w:val="swiss"/>
+    <w:pitch w:val="variable"/>
+  </w:font>
+  <w:font w:name="Tahoma">
+    <w:family w:val="swiss"/>
+    <w:pitch w:val="variable"/>
+  </w:font>
+  <w:font w:name="Liberation Sans">
+    <w:altName w:val="Arial"/>
+    <w:family w:val="swiss"/>
+    <w:pitch w:val="variable"/>
+  </w:font>
+</w:fonts>
+</file>
+
+<file path=./word/numbering.xml><?xml version="1.0" encoding="utf-8"?>
 <w:numbering xmlns:w="http://schemas.openxmlformats.org/wordprocessingml/2006/main" xmlns:o="urn:schemas-microsoft-com:office:office" xmlns:r="http://schemas.openxmlformats.org/officeDocument/2006/relationships" xmlns:v="urn:schemas-microsoft-com:vml" xmlns:mc="http://schemas.openxmlformats.org/markup-compatibility/2006" xmlns:w14="http://schemas.microsoft.com/office/word/2010/wordml">
   <w:abstractNum w:abstractNumId="1">
     <w:lvl w:ilvl="0">
@@ -1598,7 +1676,19 @@
 </w:numbering>
 </file>
 
-<file path=word/styles.xml><?xml version="1.0" encoding="utf-8"?>
+<file path=./word/settings.xml><?xml version="1.0" encoding="utf-8"?>
+<w:settings xmlns:w="http://schemas.openxmlformats.org/wordprocessingml/2006/main">
+  <w:zoom w:percent="190"/>
+  <w:defaultTabStop w:val="720"/>
+  <w:autoHyphenation w:val="true"/>
+  <w:hyphenationZone w:val="0"/>
+  <w:compat>
+    <w:compatSetting w:name="compatibilityMode" w:uri="http://schemas.microsoft.com/office/word" w:val="11"/>
+  </w:compat>
+</w:settings>
+</file>
+
+<file path=./word/styles.xml><?xml version="1.0" encoding="utf-8"?>
 <w:styles xmlns:w="http://schemas.openxmlformats.org/wordprocessingml/2006/main" xmlns:w14="http://schemas.microsoft.com/office/word/2010/wordml" xmlns:mc="http://schemas.openxmlformats.org/markup-compatibility/2006">
   <w:docDefaults>
     <w:rPrDefault>
@@ -1945,7 +2035,7 @@
 </w:styles>
 </file>
 
-<file path=word/theme/theme1.xml><?xml version="1.0" encoding="utf-8"?>
+<file path=./word/theme/theme1.xml><?xml version="1.0" encoding="utf-8"?>
 <a:theme xmlns:a="http://schemas.openxmlformats.org/drawingml/2006/main" xmlns:r="http://schemas.openxmlformats.org/officeDocument/2006/relationships" name="Office">
   <a:themeElements>
     <a:clrScheme name="LibreOffice">

--- a/skills/phong-hcqt/assets/giay-de-nghi-thanh-toan.docx
+++ b/skills/phong-hcqt/assets/giay-de-nghi-thanh-toan.docx
@@ -1,48 +1,5 @@
 
-<file path=./[Content_Types].xml><?xml version="1.0" encoding="utf-8"?>
-<Types xmlns="http://schemas.openxmlformats.org/package/2006/content-types">
-  <Default Extension="fntdata" ContentType="application/x-fontdata"/>
-  <Default Extension="jpeg" ContentType="image/jpeg"/>
-  <Default Extension="png" ContentType="image/png"/>
-  <Default Extension="rels" ContentType="application/vnd.openxmlformats-package.relationships+xml"/>
-  <Default Extension="xml" ContentType="application/xml"/>
-  <Override PartName="/word/document.xml" ContentType="application/vnd.openxmlformats-officedocument.wordprocessingml.document.main+xml"/>
-  <Override PartName="/word/styles.xml" ContentType="application/vnd.openxmlformats-officedocument.wordprocessingml.styles+xml"/>
-  <Override PartName="/word/numbering.xml" ContentType="application/vnd.openxmlformats-officedocument.wordprocessingml.numbering+xml"/>
-  <Override PartName="/word/settings.xml" ContentType="application/vnd.openxmlformats-officedocument.wordprocessingml.settings+xml"/>
-  <Override PartName="/word/fontTable.xml" ContentType="application/vnd.openxmlformats-officedocument.wordprocessingml.fontTable+xml"/>
-  <Override PartName="/word/theme/theme1.xml" ContentType="application/vnd.openxmlformats-officedocument.theme+xml"/>
-  <Override PartName="/docProps/core.xml" ContentType="application/vnd.openxmlformats-package.core-properties+xml"/>
-  <Override PartName="/docProps/app.xml" ContentType="application/vnd.openxmlformats-officedocument.extended-properties+xml"/>
-</Types>
-</file>
-
-<file path=./docProps/app.xml><?xml version="1.0" encoding="utf-8"?>
-<Properties xmlns="http://schemas.openxmlformats.org/officeDocument/2006/extended-properties" xmlns:vt="http://schemas.openxmlformats.org/officeDocument/2006/docPropsVTypes">
-  <Template>Normal.dotm</Template>
-  <TotalTime>485</TotalTime>
-  <Application>LibreOffice/26.2.4.2$Windows_X86_64 LibreOffice_project/0229ac93fcf0d7cbc6376066c6f35021cef002dc</Application>
-  <AppVersion>15.0000</AppVersion>
-</Properties>
-</file>
-
-<file path=./docProps/core.xml><?xml version="1.0" encoding="utf-8"?>
-<cp:coreProperties xmlns:cp="http://schemas.openxmlformats.org/package/2006/metadata/core-properties" xmlns:dc="http://purl.org/dc/elements/1.1/" xmlns:dcterms="http://purl.org/dc/terms/" xmlns:dcmitype="http://purl.org/dc/dcmitype/" xmlns:xsi="http://www.w3.org/2001/XMLSchema-instance">
-  <dcterms:created xsi:type="dcterms:W3CDTF">2017-08-31T08:34:00Z</dcterms:created>
-  <dc:creator>COMPUTER</dc:creator>
-  <dc:description/>
-  <cp:keywords/>
-  <dc:language>en-US</dc:language>
-  <cp:lastModifiedBy>Dương KTDA</cp:lastModifiedBy>
-  <cp:lastPrinted>2025-12-09T14:55:00Z</cp:lastPrinted>
-  <dcterms:modified xsi:type="dcterms:W3CDTF">2026-05-20T10:23:00Z</dcterms:modified>
-  <cp:revision>65</cp:revision>
-  <dc:subject/>
-  <dc:title>2- Mẫu chứng từ kế toán</dc:title>
-</cp:coreProperties>
-</file>
-
-<file path=./word/document.xml><?xml version="1.0" encoding="utf-8"?>
+<file path=word/document.xml><?xml version="1.0" encoding="utf-8"?>
 <w:document xmlns:o="urn:schemas-microsoft-com:office:office" xmlns:r="http://schemas.openxmlformats.org/officeDocument/2006/relationships" xmlns:v="urn:schemas-microsoft-com:vml" xmlns:w="http://schemas.openxmlformats.org/wordprocessingml/2006/main" xmlns:w10="urn:schemas-microsoft-com:office:word" xmlns:wp="http://schemas.openxmlformats.org/drawingml/2006/wordprocessingDrawing" xmlns:pic="http://schemas.openxmlformats.org/drawingml/2006/picture" xmlns:wps="http://schemas.microsoft.com/office/word/2010/wordprocessingShape" xmlns:wpg="http://schemas.microsoft.com/office/word/2010/wordprocessingGroup" xmlns:mc="http://schemas.openxmlformats.org/markup-compatibility/2006" xmlns:wp14="http://schemas.microsoft.com/office/word/2010/wordprocessingDrawing" xmlns:w14="http://schemas.microsoft.com/office/word/2010/wordml" xmlns:w15="http://schemas.microsoft.com/office/word/2012/wordml">
   <w:body>
     <w:p>
@@ -1507,42 +1464,7 @@
 </w:document>
 </file>
 
-<file path=./word/fontTable.xml><?xml version="1.0" encoding="utf-8"?>
-<w:fonts xmlns:w="http://schemas.openxmlformats.org/wordprocessingml/2006/main" xmlns:r="http://schemas.openxmlformats.org/officeDocument/2006/relationships">
-  <w:font w:name="Times New Roman">
-    <w:family w:val="roman"/>
-    <w:pitch w:val="variable"/>
-  </w:font>
-  <w:font w:name="Symbol">
-    <w:family w:val="roman"/>
-    <w:pitch w:val="variable"/>
-  </w:font>
-  <w:font w:name="Arial">
-    <w:family w:val="swiss"/>
-    <w:pitch w:val="variable"/>
-  </w:font>
-  <w:font w:name="Liberation Serif">
-    <w:altName w:val="Times New Roman"/>
-    <w:family w:val="roman"/>
-    <w:pitch w:val="variable"/>
-  </w:font>
-  <w:font w:name=".VnTime">
-    <w:family w:val="swiss"/>
-    <w:pitch w:val="variable"/>
-  </w:font>
-  <w:font w:name="Tahoma">
-    <w:family w:val="swiss"/>
-    <w:pitch w:val="variable"/>
-  </w:font>
-  <w:font w:name="Liberation Sans">
-    <w:altName w:val="Arial"/>
-    <w:family w:val="swiss"/>
-    <w:pitch w:val="variable"/>
-  </w:font>
-</w:fonts>
-</file>
-
-<file path=./word/numbering.xml><?xml version="1.0" encoding="utf-8"?>
+<file path=word/numbering.xml><?xml version="1.0" encoding="utf-8"?>
 <w:numbering xmlns:w="http://schemas.openxmlformats.org/wordprocessingml/2006/main" xmlns:o="urn:schemas-microsoft-com:office:office" xmlns:r="http://schemas.openxmlformats.org/officeDocument/2006/relationships" xmlns:v="urn:schemas-microsoft-com:vml" xmlns:mc="http://schemas.openxmlformats.org/markup-compatibility/2006" xmlns:w14="http://schemas.microsoft.com/office/word/2010/wordml">
   <w:abstractNum w:abstractNumId="1">
     <w:lvl w:ilvl="0">
@@ -1676,19 +1598,7 @@
 </w:numbering>
 </file>
 
-<file path=./word/settings.xml><?xml version="1.0" encoding="utf-8"?>
-<w:settings xmlns:w="http://schemas.openxmlformats.org/wordprocessingml/2006/main">
-  <w:zoom w:percent="190"/>
-  <w:defaultTabStop w:val="720"/>
-  <w:autoHyphenation w:val="true"/>
-  <w:hyphenationZone w:val="0"/>
-  <w:compat>
-    <w:compatSetting w:name="compatibilityMode" w:uri="http://schemas.microsoft.com/office/word" w:val="11"/>
-  </w:compat>
-</w:settings>
-</file>
-
-<file path=./word/styles.xml><?xml version="1.0" encoding="utf-8"?>
+<file path=word/styles.xml><?xml version="1.0" encoding="utf-8"?>
 <w:styles xmlns:w="http://schemas.openxmlformats.org/wordprocessingml/2006/main" xmlns:w14="http://schemas.microsoft.com/office/word/2010/wordml" xmlns:mc="http://schemas.openxmlformats.org/markup-compatibility/2006">
   <w:docDefaults>
     <w:rPrDefault>
@@ -2035,7 +1945,7 @@
 </w:styles>
 </file>
 
-<file path=./word/theme/theme1.xml><?xml version="1.0" encoding="utf-8"?>
+<file path=word/theme/theme1.xml><?xml version="1.0" encoding="utf-8"?>
 <a:theme xmlns:a="http://schemas.openxmlformats.org/drawingml/2006/main" xmlns:r="http://schemas.openxmlformats.org/officeDocument/2006/relationships" name="Office">
   <a:themeElements>
     <a:clrScheme name="LibreOffice">

--- a/skills/phong-hcqt/assets/giay-de-nghi-thanh-toan.docx
+++ b/skills/phong-hcqt/assets/giay-de-nghi-thanh-toan.docx
@@ -20,7 +20,7 @@
           <w:sz w:val="24"/>
           <w:szCs w:val="24"/>
         </w:rPr>
-        <w:t>Đơn vị: Bệnh</w:t>
+        <w:t xml:space="preserve">Đơn vị: Bệnh</w:t>
       </w:r>
       <w:r>
         <w:rPr>
@@ -39,7 +39,7 @@
           <w:sz w:val="24"/>
           <w:szCs w:val="24"/>
         </w:rPr>
-        <w:t>Đa khoa</w:t>
+        <w:t xml:space="preserve">Đa khoa</w:t>
       </w:r>
       <w:r>
         <w:rPr>
@@ -69,7 +69,7 @@
           <w:szCs w:val="24"/>
           <w:lang w:val="vi-VN"/>
         </w:rPr>
-        <w:t xml:space="preserve">   </w:t>
+        <w:t xml:space="preserve"> </w:t>
       </w:r>
       <w:r>
         <w:rPr>
@@ -78,7 +78,7 @@
           <w:sz w:val="24"/>
           <w:szCs w:val="24"/>
         </w:rPr>
-        <w:t xml:space="preserve">          </w:t>
+        <w:t xml:space="preserve"> </w:t>
       </w:r>
     </w:p>
     <w:p>
@@ -100,7 +100,7 @@
         </w:rPr>
         <w:t>Mã đơn vị có QHVNS:{{SO_LIEU}}</w:t>
         <w:tab/>
-        <w:t xml:space="preserve">              </w:t>
+        <w:t xml:space="preserve"> </w:t>
       </w:r>
       <w:r>
         <w:rPr>
@@ -110,7 +110,7 @@
           <w:szCs w:val="24"/>
           <w:lang w:val="vi-VN"/>
         </w:rPr>
-        <w:t xml:space="preserve">   </w:t>
+        <w:t xml:space="preserve"> </w:t>
       </w:r>
     </w:p>
     <w:p>
@@ -171,7 +171,7 @@
           <w:sz w:val="30"/>
           <w:szCs w:val="30"/>
         </w:rPr>
-        <w:t xml:space="preserve">GIẤY ĐỀ NGHỊ THANH TOÁN  </w:t>
+        <w:t xml:space="preserve">GIẤY ĐỀ NGHỊ THANH TOÁN </w:t>
       </w:r>
     </w:p>
     <w:p>
@@ -214,7 +214,7 @@
           <w:sz w:val="26"/>
           <w:szCs w:val="26"/>
         </w:rPr>
-        <w:t xml:space="preserve">Ngày            tháng      </w:t>
+        <w:t xml:space="preserve">Ngày tháng </w:t>
       </w:r>
       <w:r>
         <w:rPr>
@@ -225,7 +225,7 @@
           <w:szCs w:val="26"/>
           <w:lang w:val="vi-VN"/>
         </w:rPr>
-        <w:t xml:space="preserve">  </w:t>
+        <w:t xml:space="preserve"> </w:t>
       </w:r>
       <w:r>
         <w:rPr>
@@ -261,7 +261,7 @@
         <w:tab/>
         <w:tab/>
         <w:tab/>
-        <w:t xml:space="preserve">                               </w:t>
+        <w:t xml:space="preserve"> </w:t>
       </w:r>
     </w:p>
     <w:p>
@@ -278,15 +278,15 @@
           <w:sz w:val="26"/>
           <w:szCs w:val="26"/>
         </w:rPr>
-        <w:t>Kính gửi</w:t>
-      </w:r>
-      <w:r>
-        <w:rPr>
-          <w:color w:val="000000"/>
-          <w:sz w:val="26"/>
-          <w:szCs w:val="26"/>
-        </w:rPr>
-        <w:t xml:space="preserve">:  </w:t>
+        <w:t xml:space="preserve">Kính gửi</w:t>
+      </w:r>
+      <w:r>
+        <w:rPr>
+          <w:color w:val="000000"/>
+          <w:sz w:val="26"/>
+          <w:szCs w:val="26"/>
+        </w:rPr>
+        <w:t xml:space="preserve">: </w:t>
       </w:r>
       <w:r>
         <w:rPr>
@@ -338,7 +338,7 @@
           <w:sz w:val="26"/>
           <w:szCs w:val="26"/>
         </w:rPr>
-        <w:t>- Họ và tên người đề nghị thanh toán</w:t>
+        <w:t xml:space="preserve">- Họ và tên người đề nghị thanh toán</w:t>
       </w:r>
       <w:r>
         <w:rPr>
@@ -375,7 +375,7 @@
           <w:sz w:val="26"/>
           <w:szCs w:val="26"/>
         </w:rPr>
-        <w:t>- Bộ phận (Hoặc địa chỉ</w:t>
+        <w:t xml:space="preserve">- Bộ phận (Hoặc địa chỉ</w:t>
       </w:r>
       <w:r>
         <w:rPr>
@@ -412,7 +412,7 @@
           <w:sz w:val="26"/>
           <w:szCs w:val="26"/>
         </w:rPr>
-        <w:t>- Nội dung thanh toán</w:t>
+        <w:t xml:space="preserve">- Nội dung thanh toán</w:t>
       </w:r>
       <w:r>
         <w:rPr>
@@ -495,7 +495,7 @@
           <w:sz w:val="26"/>
           <w:szCs w:val="26"/>
         </w:rPr>
-        <w:t>).</w:t>
+        <w:t xml:space="preserve">).</w:t>
       </w:r>
     </w:p>
     <w:p>
@@ -515,7 +515,7 @@
           <w:sz w:val="26"/>
           <w:szCs w:val="26"/>
         </w:rPr>
-        <w:t>- Số tiền đề nghị thanh toán:</w:t>
+        <w:t xml:space="preserve">- Số tiền đề nghị thanh toán:</w:t>
       </w:r>
       <w:r>
         <w:rPr>
@@ -542,7 +542,7 @@
           <w:sz w:val="26"/>
           <w:szCs w:val="26"/>
         </w:rPr>
-        <w:t xml:space="preserve">  </w:t>
+        <w:t xml:space="preserve"> </w:t>
       </w:r>
       <w:r>
         <w:rPr>
@@ -552,7 +552,7 @@
           <w:sz w:val="26"/>
           <w:szCs w:val="26"/>
         </w:rPr>
-        <w:t>(Bằng chữ</w:t>
+        <w:t xml:space="preserve">(Bằng chữ</w:t>
       </w:r>
       <w:r>
         <w:rPr>
@@ -592,7 +592,7 @@
           <w:sz w:val="26"/>
           <w:szCs w:val="26"/>
         </w:rPr>
-        <w:t>- Hình thức thanh toán: Chuyển khoản;</w:t>
+        <w:t xml:space="preserve">- Hình thức thanh toán: Chuyển khoản;</w:t>
       </w:r>
     </w:p>
     <w:p>
@@ -657,7 +657,7 @@
           <w:sz w:val="26"/>
           <w:szCs w:val="26"/>
         </w:rPr>
-        <w:t>.</w:t>
+        <w:t xml:space="preserve">.</w:t>
       </w:r>
       <w:r>
         <w:rPr>
@@ -688,7 +688,7 @@
           <w:sz w:val="26"/>
           <w:szCs w:val="26"/>
         </w:rPr>
-        <w:t>(Kèm theo: Bảng kê chứng từ thanh toán)</w:t>
+        <w:t xml:space="preserve">(Kèm theo: Bảng kê chứng từ thanh toán)</w:t>
       </w:r>
     </w:p>
     <w:p>
@@ -755,7 +755,7 @@
                 <w:szCs w:val="26"/>
                 <w:lang w:val="vi-VN"/>
               </w:rPr>
-              <w:t>Người đề nghị</w:t>
+              <w:t xml:space="preserve">Người đề nghị</w:t>
             </w:r>
             <w:r>
               <w:rPr>
@@ -790,7 +790,7 @@
                 <w:szCs w:val="26"/>
                 <w:lang w:val="vi-VN"/>
               </w:rPr>
-              <w:t>thanh toán</w:t>
+              <w:t xml:space="preserve">thanh toán</w:t>
             </w:r>
           </w:p>
           <w:p>
@@ -875,7 +875,7 @@
                 <w:szCs w:val="26"/>
                 <w:lang w:val="vi-VN"/>
               </w:rPr>
-              <w:t>Kế toán kiểm soát</w:t>
+              <w:t xml:space="preserve">Kế toán kiểm soát</w:t>
             </w:r>
           </w:p>
           <w:p>
@@ -1005,7 +1005,7 @@
                 <w:szCs w:val="26"/>
                 <w:lang w:val="vi-VN"/>
               </w:rPr>
-              <w:t>Kế toán trưởng</w:t>
+              <w:t xml:space="preserve">Kế toán trưởng</w:t>
             </w:r>
           </w:p>
           <w:p>
@@ -1136,7 +1136,7 @@
                 <w:szCs w:val="26"/>
                 <w:lang w:val="vi-VN"/>
               </w:rPr>
-              <w:t>Giám đốc</w:t>
+              <w:t xml:space="preserve">Giám đốc</w:t>
             </w:r>
           </w:p>
           <w:p>
@@ -1377,7 +1377,7 @@
                 <w:sz w:val="26"/>
                 <w:szCs w:val="26"/>
               </w:rPr>
-              <w:t>Đào Anh Tuấn</w:t>
+              <w:t xml:space="preserve">Đào Anh Tuấn</w:t>
             </w:r>
           </w:p>
         </w:tc>
@@ -1407,7 +1407,7 @@
                 <w:szCs w:val="26"/>
                 <w:lang w:val="vi-VN"/>
               </w:rPr>
-              <w:t>Lê Đình Thanh Sơn</w:t>
+              <w:t xml:space="preserve">Lê Đình Thanh Sơn</w:t>
             </w:r>
           </w:p>
         </w:tc>
